--- a/Team-Meeting-Rubric.docx
+++ b/Team-Meeting-Rubric.docx
@@ -251,309 +251,6 @@
       </w:pPr>
       <w:r>
         <w:t xml:space="preserve">Roles</w:t>
-      </w:r>
-    </w:p>
-    <w:tbl>
-      <w:tblPr>
-        <w:tblW w:type="pct" w:w="5000"/>
-        <w:tblStyle w:val="Table"/>
-        <w:tblLayout w:type="fixed"/>
-        <w:tblLook w:firstRow="1" w:lastRow="0" w:firstColumn="0" w:lastColumn="0" w:noHBand="0" w:noVBand="0" w:val="0020"/>
-        <w:tblBorders>
-          <w:top w:val="single" w:sz="4" w:space="0" w:color="000000"/>
-          <w:left w:val="single" w:sz="4" w:space="0" w:color="000000"/>
-          <w:bottom w:val="single" w:sz="4" w:space="0" w:color="000000"/>
-          <w:right w:val="single" w:sz="4" w:space="0" w:color="000000"/>
-          <w:insideH w:val="single" w:sz="4" w:space="0" w:color="000000"/>
-          <w:insideV w:val="single" w:sz="4" w:space="0" w:color="000000"/>
-        </w:tblBorders>
-      </w:tblPr>
-      <w:tblGrid>
-        <w:gridCol w:w="2057"/>
-        <w:gridCol w:w="5862"/>
-      </w:tblGrid>
-      <w:tr>
-        <w:trPr>
-          <w:tblHeader w:val="on"/>
-        </w:trPr>
-        <w:tc>
-          <w:tcPr/>
-          <w:p>
-            <w:pPr>
-              <w:pStyle w:val="Compact"/>
-            </w:pPr>
-            <w:r>
-              <w:t xml:space="preserve">Role</w:t>
-            </w:r>
-          </w:p>
-        </w:tc>
-        <w:tc>
-          <w:tcPr/>
-          <w:p>
-            <w:pPr>
-              <w:pStyle w:val="Compact"/>
-            </w:pPr>
-            <w:r>
-              <w:t xml:space="preserve">Responsibilities</w:t>
-            </w:r>
-          </w:p>
-        </w:tc>
-      </w:tr>
-      <w:tr>
-        <w:tc>
-          <w:tcPr/>
-          <w:p>
-            <w:pPr>
-              <w:pStyle w:val="Compact"/>
-            </w:pPr>
-            <w:r>
-              <w:t xml:space="preserve">Employee Advocate(s)</w:t>
-            </w:r>
-          </w:p>
-        </w:tc>
-        <w:tc>
-          <w:tcPr/>
-          <w:p>
-            <w:pPr>
-              <w:pStyle w:val="Compact"/>
-            </w:pPr>
-            <w:r>
-              <w:t xml:space="preserve">Argue from the employee’s perspective</w:t>
-            </w:r>
-          </w:p>
-        </w:tc>
-      </w:tr>
-      <w:tr>
-        <w:tc>
-          <w:tcPr/>
-          <w:p>
-            <w:pPr>
-              <w:pStyle w:val="Compact"/>
-            </w:pPr>
-            <w:r>
-              <w:t xml:space="preserve">Employer Advocate(s)</w:t>
-            </w:r>
-          </w:p>
-        </w:tc>
-        <w:tc>
-          <w:tcPr/>
-          <w:p>
-            <w:pPr>
-              <w:pStyle w:val="Compact"/>
-            </w:pPr>
-            <w:r>
-              <w:t xml:space="preserve">Argue from the employer’s perspective</w:t>
-            </w:r>
-          </w:p>
-        </w:tc>
-      </w:tr>
-      <w:tr>
-        <w:tc>
-          <w:tcPr/>
-          <w:p>
-            <w:pPr>
-              <w:pStyle w:val="Compact"/>
-            </w:pPr>
-            <w:r>
-              <w:t xml:space="preserve">Notetaker</w:t>
-            </w:r>
-          </w:p>
-        </w:tc>
-        <w:tc>
-          <w:tcPr/>
-          <w:p>
-            <w:pPr>
-              <w:pStyle w:val="Compact"/>
-            </w:pPr>
-            <w:r>
-              <w:t xml:space="preserve">Facilitate the debate, manage time, and record key points</w:t>
-            </w:r>
-          </w:p>
-        </w:tc>
-      </w:tr>
-    </w:tbl>
-    <w:bookmarkEnd w:id="12"/>
-    <w:bookmarkStart w:id="13" w:name="role-distribution"/>
-    <w:p>
-      <w:pPr>
-        <w:pStyle w:val="Heading3"/>
-      </w:pPr>
-      <w:r>
-        <w:t xml:space="preserve">Role Distribution</w:t>
-      </w:r>
-    </w:p>
-    <w:p>
-      <w:pPr>
-        <w:numPr>
-          <w:ilvl w:val="0"/>
-          <w:numId w:val="1003"/>
-        </w:numPr>
-      </w:pPr>
-      <w:r>
-        <w:t xml:space="preserve">Divide team members between Employee and Employer sides as evenly as possible</w:t>
-      </w:r>
-    </w:p>
-    <w:p>
-      <w:pPr>
-        <w:numPr>
-          <w:ilvl w:val="0"/>
-          <w:numId w:val="1003"/>
-        </w:numPr>
-      </w:pPr>
-      <w:r>
-        <w:t xml:space="preserve">If you were on the Employee side this week, switch to the Employer side next week</w:t>
-      </w:r>
-    </w:p>
-    <w:p>
-      <w:pPr>
-        <w:numPr>
-          <w:ilvl w:val="0"/>
-          <w:numId w:val="1003"/>
-        </w:numPr>
-      </w:pPr>
-      <w:r>
-        <w:t xml:space="preserve">The Notetaker role also rotates weekly</w:t>
-      </w:r>
-    </w:p>
-    <w:p>
-      <w:pPr>
-        <w:numPr>
-          <w:ilvl w:val="0"/>
-          <w:numId w:val="1003"/>
-        </w:numPr>
-      </w:pPr>
-      <w:r>
-        <w:t xml:space="preserve">Everyone should experience all roles throughout the semester</w:t>
-      </w:r>
-    </w:p>
-    <w:bookmarkEnd w:id="13"/>
-    <w:bookmarkStart w:id="14" w:name="before-the-meeting"/>
-    <w:p>
-      <w:pPr>
-        <w:pStyle w:val="Heading3"/>
-      </w:pPr>
-      <w:r>
-        <w:t xml:space="preserve">Before the Meeting</w:t>
-      </w:r>
-    </w:p>
-    <w:p>
-      <w:pPr>
-        <w:pStyle w:val="FirstParagraph"/>
-      </w:pPr>
-      <w:r>
-        <w:t xml:space="preserve">The Notetaker must prepare for the meeting:</w:t>
-      </w:r>
-    </w:p>
-    <w:p>
-      <w:pPr>
-        <w:pStyle w:val="Compact"/>
-        <w:numPr>
-          <w:ilvl w:val="0"/>
-          <w:numId w:val="1004"/>
-        </w:numPr>
-      </w:pPr>
-      <w:r>
-        <w:t xml:space="preserve">Bring a laptop with a physical keyboard (iPads and tablets are not allowed)</w:t>
-      </w:r>
-    </w:p>
-    <w:p>
-      <w:pPr>
-        <w:pStyle w:val="Compact"/>
-        <w:numPr>
-          <w:ilvl w:val="0"/>
-          <w:numId w:val="1004"/>
-        </w:numPr>
-      </w:pPr>
-      <w:r>
-        <w:t xml:space="preserve">Download the team meeting agenda from the syllabus as a Word document</w:t>
-      </w:r>
-    </w:p>
-    <w:p>
-      <w:pPr>
-        <w:pStyle w:val="Compact"/>
-        <w:numPr>
-          <w:ilvl w:val="0"/>
-          <w:numId w:val="1004"/>
-        </w:numPr>
-      </w:pPr>
-      <w:r>
-        <w:t xml:space="preserve">Review the debate topic for the week</w:t>
-      </w:r>
-    </w:p>
-    <w:p>
-      <w:pPr>
-        <w:pStyle w:val="Compact"/>
-        <w:numPr>
-          <w:ilvl w:val="0"/>
-          <w:numId w:val="1004"/>
-        </w:numPr>
-      </w:pPr>
-      <w:r>
-        <w:t xml:space="preserve">Be ready to facilitate and record the discussion</w:t>
-      </w:r>
-    </w:p>
-    <w:p>
-      <w:pPr>
-        <w:pStyle w:val="FirstParagraph"/>
-      </w:pPr>
-      <w:r>
-        <w:rPr>
-          <w:b/>
-          <w:bCs/>
-        </w:rPr>
-        <w:t xml:space="preserve">Important:</w:t>
-      </w:r>
-      <w:r>
-        <w:t xml:space="preserve"> </w:t>
-      </w:r>
-      <w:r>
-        <w:t xml:space="preserve">Only the Notetaker may use a laptop during the meeting. All other team members must participate without electronic devices, textbooks, or any reference materials.</w:t>
-      </w:r>
-    </w:p>
-    <w:bookmarkEnd w:id="14"/>
-    <w:bookmarkEnd w:id="15"/>
-    <w:bookmarkStart w:id="20" w:name="debate-structure-25-30-minutes"/>
-    <w:p>
-      <w:pPr>
-        <w:pStyle w:val="Heading2"/>
-      </w:pPr>
-      <w:r>
-        <w:t xml:space="preserve">Debate Structure (25-30 minutes)</w:t>
-      </w:r>
-    </w:p>
-    <w:p>
-      <w:pPr>
-        <w:pStyle w:val="FirstParagraph"/>
-      </w:pPr>
-      <w:r>
-        <w:t xml:space="preserve">This is an unprepared debate where you must argue based on your knowledge and experiences. You cannot use textbooks, the internet, or any reference materials during the debate.</w:t>
-      </w:r>
-    </w:p>
-    <w:p>
-      <w:pPr>
-        <w:pStyle w:val="BodyText"/>
-      </w:pPr>
-      <w:r>
-        <w:rPr>
-          <w:b/>
-          <w:bCs/>
-        </w:rPr>
-        <w:t xml:space="preserve">Tip:</w:t>
-      </w:r>
-      <w:r>
-        <w:t xml:space="preserve"> </w:t>
-      </w:r>
-      <w:r>
-        <w:t xml:space="preserve">Sharing personal experiences, family experiences, or stories from people you know will strengthen your arguments and positively impact your score.</w:t>
-      </w:r>
-    </w:p>
-    <w:bookmarkStart w:id="16" w:name="phase-1-opening-statements-5-minutes"/>
-    <w:p>
-      <w:pPr>
-        <w:pStyle w:val="Heading3"/>
-      </w:pPr>
-      <w:r>
-        <w:t xml:space="preserve">Phase 1: Opening Statements (5 minutes)</w:t>
       </w:r>
     </w:p>
     <w:tbl>
@@ -569,250 +266,310 @@
           <w:insideH w:val="single" w:sz="4" w:space="0" w:color="000000"/>
           <w:insideV w:val="single" w:sz="4" w:space="0" w:color="000000"/>
         </w:tblBorders>
+        <w:tblLayout w:type="fixed"/>
       </w:tblPr>
       <w:tblGrid>
-        <w:gridCol w:w="2640"/>
-        <w:gridCol w:w="2640"/>
-        <w:gridCol w:w="2640"/>
+        <w:gridCol w:w="4680"/>
+        <w:gridCol w:w="4680"/>
       </w:tblGrid>
       <w:tr>
         <w:trPr>
           <w:tblHeader w:val="on"/>
         </w:trPr>
         <w:tc>
-          <w:tcPr/>
-          <w:p>
-            <w:pPr>
-              <w:pStyle w:val="Compact"/>
-            </w:pPr>
-            <w:r>
-              <w:t xml:space="preserve">Side</w:t>
-            </w:r>
-          </w:p>
-        </w:tc>
-        <w:tc>
-          <w:tcPr/>
-          <w:p>
-            <w:pPr>
-              <w:pStyle w:val="Compact"/>
-            </w:pPr>
-            <w:r>
-              <w:t xml:space="preserve">Time</w:t>
-            </w:r>
-          </w:p>
-        </w:tc>
-        <w:tc>
-          <w:tcPr/>
-          <w:p>
-            <w:pPr>
-              <w:pStyle w:val="Compact"/>
-            </w:pPr>
-            <w:r>
-              <w:t xml:space="preserve">Task</w:t>
+          <w:tcPr>
+            <w:tcW w:type="dxa" w:w="4680"/>
+          </w:tcPr>
+          <w:p>
+            <w:pPr>
+              <w:pStyle w:val="Compact"/>
+            </w:pPr>
+            <w:r>
+              <w:t xml:space="preserve">Role</w:t>
+            </w:r>
+          </w:p>
+        </w:tc>
+        <w:tc>
+          <w:tcPr>
+            <w:tcW w:type="dxa" w:w="4680"/>
+          </w:tcPr>
+          <w:p>
+            <w:pPr>
+              <w:pStyle w:val="Compact"/>
+            </w:pPr>
+            <w:r>
+              <w:t xml:space="preserve">Responsibilities</w:t>
             </w:r>
           </w:p>
         </w:tc>
       </w:tr>
       <w:tr>
         <w:tc>
-          <w:tcPr/>
-          <w:p>
-            <w:pPr>
-              <w:pStyle w:val="Compact"/>
-            </w:pPr>
-            <w:r>
-              <w:t xml:space="preserve">Employee Side</w:t>
-            </w:r>
-          </w:p>
-        </w:tc>
-        <w:tc>
-          <w:tcPr/>
-          <w:p>
-            <w:pPr>
-              <w:pStyle w:val="Compact"/>
-            </w:pPr>
-            <w:r>
-              <w:t xml:space="preserve">2 min</w:t>
-            </w:r>
-          </w:p>
-        </w:tc>
-        <w:tc>
-          <w:tcPr/>
-          <w:p>
-            <w:pPr>
-              <w:pStyle w:val="Compact"/>
-            </w:pPr>
-            <w:r>
-              <w:t xml:space="preserve">Present your position and main arguments</w:t>
+          <w:tcPr>
+            <w:tcW w:type="dxa" w:w="4680"/>
+          </w:tcPr>
+          <w:p>
+            <w:pPr>
+              <w:pStyle w:val="Compact"/>
+            </w:pPr>
+            <w:r>
+              <w:t xml:space="preserve">Employee Advocate(s)</w:t>
+            </w:r>
+          </w:p>
+        </w:tc>
+        <w:tc>
+          <w:tcPr>
+            <w:tcW w:type="dxa" w:w="4680"/>
+          </w:tcPr>
+          <w:p>
+            <w:pPr>
+              <w:pStyle w:val="Compact"/>
+            </w:pPr>
+            <w:r>
+              <w:t xml:space="preserve">Argue from the employee’s perspective</w:t>
             </w:r>
           </w:p>
         </w:tc>
       </w:tr>
       <w:tr>
         <w:tc>
-          <w:tcPr/>
-          <w:p>
-            <w:pPr>
-              <w:pStyle w:val="Compact"/>
-            </w:pPr>
-            <w:r>
-              <w:t xml:space="preserve">Employer Side</w:t>
-            </w:r>
-          </w:p>
-        </w:tc>
-        <w:tc>
-          <w:tcPr/>
-          <w:p>
-            <w:pPr>
-              <w:pStyle w:val="Compact"/>
-            </w:pPr>
-            <w:r>
-              <w:t xml:space="preserve">2 min</w:t>
-            </w:r>
-          </w:p>
-        </w:tc>
-        <w:tc>
-          <w:tcPr/>
-          <w:p>
-            <w:pPr>
-              <w:pStyle w:val="Compact"/>
-            </w:pPr>
-            <w:r>
-              <w:t xml:space="preserve">Present your position and main arguments</w:t>
+          <w:tcPr>
+            <w:tcW w:type="dxa" w:w="4680"/>
+          </w:tcPr>
+          <w:p>
+            <w:pPr>
+              <w:pStyle w:val="Compact"/>
+            </w:pPr>
+            <w:r>
+              <w:t xml:space="preserve">Employer Advocate(s)</w:t>
+            </w:r>
+          </w:p>
+        </w:tc>
+        <w:tc>
+          <w:tcPr>
+            <w:tcW w:type="dxa" w:w="4680"/>
+          </w:tcPr>
+          <w:p>
+            <w:pPr>
+              <w:pStyle w:val="Compact"/>
+            </w:pPr>
+            <w:r>
+              <w:t xml:space="preserve">Argue from the employer’s perspective</w:t>
             </w:r>
           </w:p>
         </w:tc>
       </w:tr>
       <w:tr>
         <w:tc>
-          <w:tcPr/>
-          <w:p>
-            <w:pPr>
-              <w:pStyle w:val="Compact"/>
-            </w:pPr>
-            <w:r>
-              <w:t xml:space="preserve">Transition</w:t>
-            </w:r>
-          </w:p>
-        </w:tc>
-        <w:tc>
-          <w:tcPr/>
-          <w:p>
-            <w:pPr>
-              <w:pStyle w:val="Compact"/>
-            </w:pPr>
-            <w:r>
-              <w:t xml:space="preserve">1 min</w:t>
-            </w:r>
-          </w:p>
-        </w:tc>
-        <w:tc>
-          <w:tcPr/>
-          <w:p>
-            <w:pPr>
-              <w:pStyle w:val="Compact"/>
-            </w:pPr>
-            <w:r>
-              <w:t xml:space="preserve">Prepare for rebuttal</w:t>
+          <w:tcPr>
+            <w:tcW w:type="dxa" w:w="4680"/>
+          </w:tcPr>
+          <w:p>
+            <w:pPr>
+              <w:pStyle w:val="Compact"/>
+            </w:pPr>
+            <w:r>
+              <w:t xml:space="preserve">Notetaker</w:t>
+            </w:r>
+          </w:p>
+        </w:tc>
+        <w:tc>
+          <w:tcPr>
+            <w:tcW w:type="dxa" w:w="4680"/>
+          </w:tcPr>
+          <w:p>
+            <w:pPr>
+              <w:pStyle w:val="Compact"/>
+            </w:pPr>
+            <w:r>
+              <w:t xml:space="preserve">Facilitate the debate, manage time, and record key points</w:t>
             </w:r>
           </w:p>
         </w:tc>
       </w:tr>
     </w:tbl>
-    <w:bookmarkEnd w:id="16"/>
-    <w:bookmarkStart w:id="17" w:name="phase-2-rebuttal-round-10-minutes"/>
+    <w:bookmarkEnd w:id="12"/>
+    <w:bookmarkStart w:id="13" w:name="role-distribution"/>
     <w:p>
       <w:pPr>
         <w:pStyle w:val="Heading3"/>
       </w:pPr>
       <w:r>
-        <w:t xml:space="preserve">Phase 2: Rebuttal Round (10 minutes)</w:t>
-      </w:r>
-    </w:p>
-    <w:p>
-      <w:pPr>
-        <w:numPr>
-          <w:ilvl w:val="0"/>
-          <w:numId w:val="1005"/>
-        </w:numPr>
-      </w:pPr>
-      <w:r>
-        <w:t xml:space="preserve">Each side responds to the opposing arguments</w:t>
-      </w:r>
-    </w:p>
-    <w:p>
-      <w:pPr>
-        <w:numPr>
-          <w:ilvl w:val="0"/>
-          <w:numId w:val="1005"/>
-        </w:numPr>
-      </w:pPr>
-      <w:r>
-        <w:t xml:space="preserve">Ask questions to challenge the other side’s position</w:t>
-      </w:r>
-    </w:p>
-    <w:p>
-      <w:pPr>
-        <w:numPr>
-          <w:ilvl w:val="0"/>
-          <w:numId w:val="1005"/>
-        </w:numPr>
-      </w:pPr>
-      <w:r>
-        <w:t xml:space="preserve">Defend your position with reasoning and real-world examples</w:t>
-      </w:r>
-    </w:p>
-    <w:bookmarkEnd w:id="17"/>
-    <w:bookmarkStart w:id="18" w:name="phase-3-free-discussion-8-minutes"/>
+        <w:t xml:space="preserve">Role Distribution</w:t>
+      </w:r>
+    </w:p>
+    <w:p>
+      <w:pPr>
+        <w:numPr>
+          <w:ilvl w:val="0"/>
+          <w:numId w:val="1003"/>
+        </w:numPr>
+      </w:pPr>
+      <w:r>
+        <w:t xml:space="preserve">Divide team members between Employee and Employer sides as evenly as possible</w:t>
+      </w:r>
+    </w:p>
+    <w:p>
+      <w:pPr>
+        <w:numPr>
+          <w:ilvl w:val="0"/>
+          <w:numId w:val="1003"/>
+        </w:numPr>
+      </w:pPr>
+      <w:r>
+        <w:t xml:space="preserve">If you were on the Employee side this week, switch to the Employer side next week</w:t>
+      </w:r>
+    </w:p>
+    <w:p>
+      <w:pPr>
+        <w:numPr>
+          <w:ilvl w:val="0"/>
+          <w:numId w:val="1003"/>
+        </w:numPr>
+      </w:pPr>
+      <w:r>
+        <w:t xml:space="preserve">The Notetaker role also rotates weekly</w:t>
+      </w:r>
+    </w:p>
+    <w:p>
+      <w:pPr>
+        <w:numPr>
+          <w:ilvl w:val="0"/>
+          <w:numId w:val="1003"/>
+        </w:numPr>
+      </w:pPr>
+      <w:r>
+        <w:t xml:space="preserve">Everyone should experience all roles throughout the semester</w:t>
+      </w:r>
+    </w:p>
+    <w:bookmarkEnd w:id="13"/>
+    <w:bookmarkStart w:id="14" w:name="before-the-meeting"/>
     <w:p>
       <w:pPr>
         <w:pStyle w:val="Heading3"/>
       </w:pPr>
       <w:r>
-        <w:t xml:space="preserve">Phase 3: Free Discussion (8 minutes)</w:t>
-      </w:r>
-    </w:p>
-    <w:p>
-      <w:pPr>
-        <w:numPr>
-          <w:ilvl w:val="0"/>
-          <w:numId w:val="1006"/>
-        </w:numPr>
-      </w:pPr>
-      <w:r>
-        <w:t xml:space="preserve">Open debate between both sides</w:t>
-      </w:r>
-    </w:p>
-    <w:p>
-      <w:pPr>
-        <w:numPr>
-          <w:ilvl w:val="0"/>
-          <w:numId w:val="1006"/>
-        </w:numPr>
-      </w:pPr>
-      <w:r>
-        <w:t xml:space="preserve">Explore common ground and potential compromises</w:t>
-      </w:r>
-    </w:p>
-    <w:p>
-      <w:pPr>
-        <w:numPr>
-          <w:ilvl w:val="0"/>
-          <w:numId w:val="1006"/>
-        </w:numPr>
-      </w:pPr>
-      <w:r>
-        <w:t xml:space="preserve">Dig deeper into complex aspects of the issue</w:t>
-      </w:r>
-    </w:p>
-    <w:bookmarkEnd w:id="18"/>
-    <w:bookmarkStart w:id="19" w:name="phase-4-closing-reflection-5-minutes"/>
+        <w:t xml:space="preserve">Before the Meeting</w:t>
+      </w:r>
+    </w:p>
+    <w:p>
+      <w:pPr>
+        <w:pStyle w:val="FirstParagraph"/>
+      </w:pPr>
+      <w:r>
+        <w:t xml:space="preserve">The Notetaker must prepare for the meeting:</w:t>
+      </w:r>
+    </w:p>
+    <w:p>
+      <w:pPr>
+        <w:pStyle w:val="Compact"/>
+        <w:numPr>
+          <w:ilvl w:val="0"/>
+          <w:numId w:val="1004"/>
+        </w:numPr>
+      </w:pPr>
+      <w:r>
+        <w:t xml:space="preserve">Bring a laptop with a physical keyboard (iPads and tablets are not allowed)</w:t>
+      </w:r>
+    </w:p>
+    <w:p>
+      <w:pPr>
+        <w:pStyle w:val="Compact"/>
+        <w:numPr>
+          <w:ilvl w:val="0"/>
+          <w:numId w:val="1004"/>
+        </w:numPr>
+      </w:pPr>
+      <w:r>
+        <w:t xml:space="preserve">Download the team meeting agenda from the syllabus as a Word document</w:t>
+      </w:r>
+    </w:p>
+    <w:p>
+      <w:pPr>
+        <w:pStyle w:val="Compact"/>
+        <w:numPr>
+          <w:ilvl w:val="0"/>
+          <w:numId w:val="1004"/>
+        </w:numPr>
+      </w:pPr>
+      <w:r>
+        <w:t xml:space="preserve">Review the debate topic for the week</w:t>
+      </w:r>
+    </w:p>
+    <w:p>
+      <w:pPr>
+        <w:pStyle w:val="Compact"/>
+        <w:numPr>
+          <w:ilvl w:val="0"/>
+          <w:numId w:val="1004"/>
+        </w:numPr>
+      </w:pPr>
+      <w:r>
+        <w:t xml:space="preserve">Be ready to facilitate and record the discussion</w:t>
+      </w:r>
+    </w:p>
+    <w:p>
+      <w:pPr>
+        <w:pStyle w:val="FirstParagraph"/>
+      </w:pPr>
+      <w:r>
+        <w:rPr>
+          <w:b/>
+          <w:bCs/>
+        </w:rPr>
+        <w:t xml:space="preserve">Important:</w:t>
+      </w:r>
+      <w:r>
+        <w:t xml:space="preserve"> </w:t>
+      </w:r>
+      <w:r>
+        <w:t xml:space="preserve">Only the Notetaker may use a laptop during the meeting. All other team members must participate without electronic devices, textbooks, or any reference materials.</w:t>
+      </w:r>
+    </w:p>
+    <w:bookmarkEnd w:id="14"/>
+    <w:bookmarkEnd w:id="15"/>
+    <w:bookmarkStart w:id="20" w:name="debate-structure-25-30-minutes"/>
+    <w:p>
+      <w:pPr>
+        <w:pStyle w:val="Heading2"/>
+      </w:pPr>
+      <w:r>
+        <w:t xml:space="preserve">Debate Structure (25-30 minutes)</w:t>
+      </w:r>
+    </w:p>
+    <w:p>
+      <w:pPr>
+        <w:pStyle w:val="FirstParagraph"/>
+      </w:pPr>
+      <w:r>
+        <w:t xml:space="preserve">This is an unprepared debate where you must argue based on your knowledge and experiences. You cannot use textbooks, the internet, or any reference materials during the debate.</w:t>
+      </w:r>
+    </w:p>
+    <w:p>
+      <w:pPr>
+        <w:pStyle w:val="BodyText"/>
+      </w:pPr>
+      <w:r>
+        <w:rPr>
+          <w:b/>
+          <w:bCs/>
+        </w:rPr>
+        <w:t xml:space="preserve">Tip:</w:t>
+      </w:r>
+      <w:r>
+        <w:t xml:space="preserve"> </w:t>
+      </w:r>
+      <w:r>
+        <w:t xml:space="preserve">Sharing personal experiences, family experiences, or stories from people you know will strengthen your arguments and positively impact your score.</w:t>
+      </w:r>
+    </w:p>
+    <w:bookmarkStart w:id="16" w:name="phase-1-opening-statements-5-minutes"/>
     <w:p>
       <w:pPr>
         <w:pStyle w:val="Heading3"/>
       </w:pPr>
       <w:r>
-        <w:t xml:space="preserve">Phase 4: Closing &amp; Reflection (5 minutes)</w:t>
+        <w:t xml:space="preserve">Phase 1: Opening Statements (5 minutes)</w:t>
       </w:r>
     </w:p>
     <w:tbl>
@@ -828,175 +585,281 @@
           <w:insideH w:val="single" w:sz="4" w:space="0" w:color="000000"/>
           <w:insideV w:val="single" w:sz="4" w:space="0" w:color="000000"/>
         </w:tblBorders>
+        <w:tblLayout w:type="fixed"/>
       </w:tblPr>
       <w:tblGrid>
-        <w:gridCol w:w="3960"/>
-        <w:gridCol w:w="3960"/>
+        <w:gridCol w:w="3120"/>
+        <w:gridCol w:w="3120"/>
+        <w:gridCol w:w="3120"/>
       </w:tblGrid>
       <w:tr>
         <w:trPr>
           <w:tblHeader w:val="on"/>
         </w:trPr>
         <w:tc>
-          <w:tcPr/>
-          <w:p>
-            <w:pPr>
-              <w:pStyle w:val="Compact"/>
-            </w:pPr>
-            <w:r>
-              <w:t xml:space="preserve">Activity</w:t>
-            </w:r>
-          </w:p>
-        </w:tc>
-        <w:tc>
-          <w:tcPr/>
+          <w:tcPr>
+            <w:tcW w:type="dxa" w:w="3120"/>
+          </w:tcPr>
+          <w:p>
+            <w:pPr>
+              <w:pStyle w:val="Compact"/>
+            </w:pPr>
+            <w:r>
+              <w:t xml:space="preserve">Side</w:t>
+            </w:r>
+          </w:p>
+        </w:tc>
+        <w:tc>
+          <w:tcPr>
+            <w:tcW w:type="dxa" w:w="3120"/>
+          </w:tcPr>
           <w:p>
             <w:pPr>
               <w:pStyle w:val="Compact"/>
             </w:pPr>
             <w:r>
               <w:t xml:space="preserve">Time</w:t>
+            </w:r>
+          </w:p>
+        </w:tc>
+        <w:tc>
+          <w:tcPr>
+            <w:tcW w:type="dxa" w:w="3120"/>
+          </w:tcPr>
+          <w:p>
+            <w:pPr>
+              <w:pStyle w:val="Compact"/>
+            </w:pPr>
+            <w:r>
+              <w:t xml:space="preserve">Task</w:t>
             </w:r>
           </w:p>
         </w:tc>
       </w:tr>
       <w:tr>
         <w:tc>
-          <w:tcPr/>
-          <w:p>
-            <w:pPr>
-              <w:pStyle w:val="Compact"/>
-            </w:pPr>
-            <w:r>
-              <w:t xml:space="preserve">Employee side closing statement</w:t>
-            </w:r>
-          </w:p>
-        </w:tc>
-        <w:tc>
-          <w:tcPr/>
-          <w:p>
-            <w:pPr>
-              <w:pStyle w:val="Compact"/>
-            </w:pPr>
-            <w:r>
-              <w:t xml:space="preserve">1 min</w:t>
+          <w:tcPr>
+            <w:tcW w:type="dxa" w:w="3120"/>
+          </w:tcPr>
+          <w:p>
+            <w:pPr>
+              <w:pStyle w:val="Compact"/>
+            </w:pPr>
+            <w:r>
+              <w:t xml:space="preserve">Employee Side</w:t>
+            </w:r>
+          </w:p>
+        </w:tc>
+        <w:tc>
+          <w:tcPr>
+            <w:tcW w:type="dxa" w:w="3120"/>
+          </w:tcPr>
+          <w:p>
+            <w:pPr>
+              <w:pStyle w:val="Compact"/>
+            </w:pPr>
+            <w:r>
+              <w:t xml:space="preserve">2 min</w:t>
+            </w:r>
+          </w:p>
+        </w:tc>
+        <w:tc>
+          <w:tcPr>
+            <w:tcW w:type="dxa" w:w="3120"/>
+          </w:tcPr>
+          <w:p>
+            <w:pPr>
+              <w:pStyle w:val="Compact"/>
+            </w:pPr>
+            <w:r>
+              <w:t xml:space="preserve">Present your position and main arguments</w:t>
             </w:r>
           </w:p>
         </w:tc>
       </w:tr>
       <w:tr>
         <w:tc>
-          <w:tcPr/>
-          <w:p>
-            <w:pPr>
-              <w:pStyle w:val="Compact"/>
-            </w:pPr>
-            <w:r>
-              <w:t xml:space="preserve">Employer side closing statement</w:t>
-            </w:r>
-          </w:p>
-        </w:tc>
-        <w:tc>
-          <w:tcPr/>
-          <w:p>
-            <w:pPr>
-              <w:pStyle w:val="Compact"/>
-            </w:pPr>
-            <w:r>
-              <w:t xml:space="preserve">1 min</w:t>
+          <w:tcPr>
+            <w:tcW w:type="dxa" w:w="3120"/>
+          </w:tcPr>
+          <w:p>
+            <w:pPr>
+              <w:pStyle w:val="Compact"/>
+            </w:pPr>
+            <w:r>
+              <w:t xml:space="preserve">Employer Side</w:t>
+            </w:r>
+          </w:p>
+        </w:tc>
+        <w:tc>
+          <w:tcPr>
+            <w:tcW w:type="dxa" w:w="3120"/>
+          </w:tcPr>
+          <w:p>
+            <w:pPr>
+              <w:pStyle w:val="Compact"/>
+            </w:pPr>
+            <w:r>
+              <w:t xml:space="preserve">2 min</w:t>
+            </w:r>
+          </w:p>
+        </w:tc>
+        <w:tc>
+          <w:tcPr>
+            <w:tcW w:type="dxa" w:w="3120"/>
+          </w:tcPr>
+          <w:p>
+            <w:pPr>
+              <w:pStyle w:val="Compact"/>
+            </w:pPr>
+            <w:r>
+              <w:t xml:space="preserve">Present your position and main arguments</w:t>
             </w:r>
           </w:p>
         </w:tc>
       </w:tr>
       <w:tr>
         <w:tc>
-          <w:tcPr/>
-          <w:p>
-            <w:pPr>
-              <w:pStyle w:val="Compact"/>
-            </w:pPr>
-            <w:r>
-              <w:t xml:space="preserve">Share what you learned from the opposing view</w:t>
-            </w:r>
-          </w:p>
-        </w:tc>
-        <w:tc>
-          <w:tcPr/>
-          <w:p>
-            <w:pPr>
-              <w:pStyle w:val="Compact"/>
-            </w:pPr>
-            <w:r>
-              <w:t xml:space="preserve">3 min</w:t>
+          <w:tcPr>
+            <w:tcW w:type="dxa" w:w="3120"/>
+          </w:tcPr>
+          <w:p>
+            <w:pPr>
+              <w:pStyle w:val="Compact"/>
+            </w:pPr>
+            <w:r>
+              <w:t xml:space="preserve">Transition</w:t>
+            </w:r>
+          </w:p>
+        </w:tc>
+        <w:tc>
+          <w:tcPr>
+            <w:tcW w:type="dxa" w:w="3120"/>
+          </w:tcPr>
+          <w:p>
+            <w:pPr>
+              <w:pStyle w:val="Compact"/>
+            </w:pPr>
+            <w:r>
+              <w:t xml:space="preserve">1 min</w:t>
+            </w:r>
+          </w:p>
+        </w:tc>
+        <w:tc>
+          <w:tcPr>
+            <w:tcW w:type="dxa" w:w="3120"/>
+          </w:tcPr>
+          <w:p>
+            <w:pPr>
+              <w:pStyle w:val="Compact"/>
+            </w:pPr>
+            <w:r>
+              <w:t xml:space="preserve">Prepare for rebuttal</w:t>
             </w:r>
           </w:p>
         </w:tc>
       </w:tr>
     </w:tbl>
-    <w:bookmarkEnd w:id="19"/>
-    <w:bookmarkEnd w:id="20"/>
-    <w:bookmarkStart w:id="21" w:name="evaluation-rubric"/>
-    <w:p>
-      <w:pPr>
-        <w:pStyle w:val="Heading2"/>
-      </w:pPr>
-      <w:r>
-        <w:t xml:space="preserve">Evaluation Rubric</w:t>
-      </w:r>
-    </w:p>
-    <w:p>
-      <w:pPr>
-        <w:pStyle w:val="FirstParagraph"/>
-      </w:pPr>
-      <w:r>
-        <w:t xml:space="preserve">This debate is conducted without any reference materials. Your arguments should be based on your understanding of course concepts and real-world experiences.</w:t>
-      </w:r>
-    </w:p>
-    <w:p>
-      <w:pPr>
-        <w:pStyle w:val="BodyText"/>
-      </w:pPr>
-      <w:r>
-        <w:rPr>
-          <w:b/>
-          <w:bCs/>
-        </w:rPr>
-        <w:t xml:space="preserve">Scoring:</w:t>
-      </w:r>
-      <w:r>
-        <w:t xml:space="preserve"> </w:t>
-      </w:r>
-      <w:r>
-        <w:t xml:space="preserve">Each team meeting is worth 20 points total.</w:t>
-      </w:r>
-    </w:p>
-    <w:p>
-      <w:pPr>
-        <w:numPr>
-          <w:ilvl w:val="0"/>
-          <w:numId w:val="1007"/>
-        </w:numPr>
-      </w:pPr>
-      <w:r>
-        <w:t xml:space="preserve">Meeting Agenda (10 points): Based on the debate evaluation below</w:t>
-      </w:r>
-    </w:p>
-    <w:p>
-      <w:pPr>
-        <w:numPr>
-          <w:ilvl w:val="0"/>
-          <w:numId w:val="1007"/>
-        </w:numPr>
-      </w:pPr>
-      <w:r>
-        <w:t xml:space="preserve">Peer Evaluation (10 points): Based on peer review survey</w:t>
+    <w:bookmarkEnd w:id="16"/>
+    <w:bookmarkStart w:id="17" w:name="phase-2-rebuttal-round-10-minutes"/>
+    <w:p>
+      <w:pPr>
+        <w:pStyle w:val="Heading3"/>
+      </w:pPr>
+      <w:r>
+        <w:t xml:space="preserve">Phase 2: Rebuttal Round (10 minutes)</w:t>
+      </w:r>
+    </w:p>
+    <w:p>
+      <w:pPr>
+        <w:numPr>
+          <w:ilvl w:val="0"/>
+          <w:numId w:val="1005"/>
+        </w:numPr>
+      </w:pPr>
+      <w:r>
+        <w:t xml:space="preserve">Each side responds to the opposing arguments</w:t>
+      </w:r>
+    </w:p>
+    <w:p>
+      <w:pPr>
+        <w:numPr>
+          <w:ilvl w:val="0"/>
+          <w:numId w:val="1005"/>
+        </w:numPr>
+      </w:pPr>
+      <w:r>
+        <w:t xml:space="preserve">Ask questions to challenge the other side’s position</w:t>
+      </w:r>
+    </w:p>
+    <w:p>
+      <w:pPr>
+        <w:numPr>
+          <w:ilvl w:val="0"/>
+          <w:numId w:val="1005"/>
+        </w:numPr>
+      </w:pPr>
+      <w:r>
+        <w:t xml:space="preserve">Defend your position with reasoning and real-world examples</w:t>
+      </w:r>
+    </w:p>
+    <w:bookmarkEnd w:id="17"/>
+    <w:bookmarkStart w:id="18" w:name="phase-3-free-discussion-8-minutes"/>
+    <w:p>
+      <w:pPr>
+        <w:pStyle w:val="Heading3"/>
+      </w:pPr>
+      <w:r>
+        <w:t xml:space="preserve">Phase 3: Free Discussion (8 minutes)</w:t>
+      </w:r>
+    </w:p>
+    <w:p>
+      <w:pPr>
+        <w:numPr>
+          <w:ilvl w:val="0"/>
+          <w:numId w:val="1006"/>
+        </w:numPr>
+      </w:pPr>
+      <w:r>
+        <w:t xml:space="preserve">Open debate between both sides</w:t>
+      </w:r>
+    </w:p>
+    <w:p>
+      <w:pPr>
+        <w:numPr>
+          <w:ilvl w:val="0"/>
+          <w:numId w:val="1006"/>
+        </w:numPr>
+      </w:pPr>
+      <w:r>
+        <w:t xml:space="preserve">Explore common ground and potential compromises</w:t>
+      </w:r>
+    </w:p>
+    <w:p>
+      <w:pPr>
+        <w:numPr>
+          <w:ilvl w:val="0"/>
+          <w:numId w:val="1006"/>
+        </w:numPr>
+      </w:pPr>
+      <w:r>
+        <w:t xml:space="preserve">Dig deeper into complex aspects of the issue</w:t>
+      </w:r>
+    </w:p>
+    <w:bookmarkEnd w:id="18"/>
+    <w:bookmarkStart w:id="19" w:name="phase-4-closing-reflection-5-minutes"/>
+    <w:p>
+      <w:pPr>
+        <w:pStyle w:val="Heading3"/>
+      </w:pPr>
+      <w:r>
+        <w:t xml:space="preserve">Phase 4: Closing &amp; Reflection (5 minutes)</w:t>
       </w:r>
     </w:p>
     <w:tbl>
       <w:tblPr>
         <w:tblW w:type="pct" w:w="5000"/>
         <w:tblStyle w:val="Table"/>
-        <w:tblLayout w:type="fixed"/>
         <w:tblLook w:firstRow="1" w:lastRow="0" w:firstColumn="0" w:lastColumn="0" w:noHBand="0" w:noVBand="0" w:val="0020"/>
         <w:tblBorders>
           <w:top w:val="single" w:sz="4" w:space="0" w:color="000000"/>
@@ -1006,89 +869,298 @@
           <w:insideH w:val="single" w:sz="4" w:space="0" w:color="000000"/>
           <w:insideV w:val="single" w:sz="4" w:space="0" w:color="000000"/>
         </w:tblBorders>
+        <w:tblLayout w:type="fixed"/>
       </w:tblPr>
       <w:tblGrid>
-        <w:gridCol w:w="791"/>
-        <w:gridCol w:w="1504"/>
-        <w:gridCol w:w="1267"/>
-        <w:gridCol w:w="1346"/>
-        <w:gridCol w:w="1267"/>
-        <w:gridCol w:w="1742"/>
+        <w:gridCol w:w="4680"/>
+        <w:gridCol w:w="4680"/>
       </w:tblGrid>
       <w:tr>
         <w:trPr>
           <w:tblHeader w:val="on"/>
         </w:trPr>
         <w:tc>
-          <w:tcPr/>
-          <w:p>
-            <w:pPr>
-              <w:pStyle w:val="Compact"/>
-            </w:pPr>
-            <w:r>
-              <w:t xml:space="preserve">Criteria</w:t>
-            </w:r>
-          </w:p>
-        </w:tc>
-        <w:tc>
-          <w:tcPr/>
-          <w:p>
-            <w:pPr>
-              <w:pStyle w:val="Compact"/>
-            </w:pPr>
-            <w:r>
-              <w:t xml:space="preserve">2 pts (Excellent)</w:t>
-            </w:r>
-          </w:p>
-        </w:tc>
-        <w:tc>
-          <w:tcPr/>
-          <w:p>
-            <w:pPr>
-              <w:pStyle w:val="Compact"/>
-            </w:pPr>
-            <w:r>
-              <w:t xml:space="preserve">1.5 pts (Good)</w:t>
-            </w:r>
-          </w:p>
-        </w:tc>
-        <w:tc>
-          <w:tcPr/>
-          <w:p>
-            <w:pPr>
-              <w:pStyle w:val="Compact"/>
-            </w:pPr>
-            <w:r>
-              <w:t xml:space="preserve">1 pt (Adequate)</w:t>
-            </w:r>
-          </w:p>
-        </w:tc>
-        <w:tc>
-          <w:tcPr/>
-          <w:p>
-            <w:pPr>
-              <w:pStyle w:val="Compact"/>
-            </w:pPr>
-            <w:r>
-              <w:t xml:space="preserve">0.5 pts (Poor)</w:t>
-            </w:r>
-          </w:p>
-        </w:tc>
-        <w:tc>
-          <w:tcPr/>
-          <w:p>
-            <w:pPr>
-              <w:pStyle w:val="Compact"/>
-            </w:pPr>
-            <w:r>
-              <w:t xml:space="preserve">0 pts (Insufficient)</w:t>
+          <w:tcPr>
+            <w:tcW w:type="dxa" w:w="4680"/>
+          </w:tcPr>
+          <w:p>
+            <w:pPr>
+              <w:pStyle w:val="Compact"/>
+            </w:pPr>
+            <w:r>
+              <w:t xml:space="preserve">Activity</w:t>
+            </w:r>
+          </w:p>
+        </w:tc>
+        <w:tc>
+          <w:tcPr>
+            <w:tcW w:type="dxa" w:w="4680"/>
+          </w:tcPr>
+          <w:p>
+            <w:pPr>
+              <w:pStyle w:val="Compact"/>
+            </w:pPr>
+            <w:r>
+              <w:t xml:space="preserve">Time</w:t>
             </w:r>
           </w:p>
         </w:tc>
       </w:tr>
       <w:tr>
         <w:tc>
-          <w:tcPr/>
+          <w:tcPr>
+            <w:tcW w:type="dxa" w:w="4680"/>
+          </w:tcPr>
+          <w:p>
+            <w:pPr>
+              <w:pStyle w:val="Compact"/>
+            </w:pPr>
+            <w:r>
+              <w:t xml:space="preserve">Employee side closing statement</w:t>
+            </w:r>
+          </w:p>
+        </w:tc>
+        <w:tc>
+          <w:tcPr>
+            <w:tcW w:type="dxa" w:w="4680"/>
+          </w:tcPr>
+          <w:p>
+            <w:pPr>
+              <w:pStyle w:val="Compact"/>
+            </w:pPr>
+            <w:r>
+              <w:t xml:space="preserve">1 min</w:t>
+            </w:r>
+          </w:p>
+        </w:tc>
+      </w:tr>
+      <w:tr>
+        <w:tc>
+          <w:tcPr>
+            <w:tcW w:type="dxa" w:w="4680"/>
+          </w:tcPr>
+          <w:p>
+            <w:pPr>
+              <w:pStyle w:val="Compact"/>
+            </w:pPr>
+            <w:r>
+              <w:t xml:space="preserve">Employer side closing statement</w:t>
+            </w:r>
+          </w:p>
+        </w:tc>
+        <w:tc>
+          <w:tcPr>
+            <w:tcW w:type="dxa" w:w="4680"/>
+          </w:tcPr>
+          <w:p>
+            <w:pPr>
+              <w:pStyle w:val="Compact"/>
+            </w:pPr>
+            <w:r>
+              <w:t xml:space="preserve">1 min</w:t>
+            </w:r>
+          </w:p>
+        </w:tc>
+      </w:tr>
+      <w:tr>
+        <w:tc>
+          <w:tcPr>
+            <w:tcW w:type="dxa" w:w="4680"/>
+          </w:tcPr>
+          <w:p>
+            <w:pPr>
+              <w:pStyle w:val="Compact"/>
+            </w:pPr>
+            <w:r>
+              <w:t xml:space="preserve">Share what you learned from the opposing view</w:t>
+            </w:r>
+          </w:p>
+        </w:tc>
+        <w:tc>
+          <w:tcPr>
+            <w:tcW w:type="dxa" w:w="4680"/>
+          </w:tcPr>
+          <w:p>
+            <w:pPr>
+              <w:pStyle w:val="Compact"/>
+            </w:pPr>
+            <w:r>
+              <w:t xml:space="preserve">3 min</w:t>
+            </w:r>
+          </w:p>
+        </w:tc>
+      </w:tr>
+    </w:tbl>
+    <w:bookmarkEnd w:id="19"/>
+    <w:bookmarkEnd w:id="20"/>
+    <w:bookmarkStart w:id="21" w:name="evaluation-rubric"/>
+    <w:p>
+      <w:pPr>
+        <w:pStyle w:val="Heading2"/>
+      </w:pPr>
+      <w:r>
+        <w:t xml:space="preserve">Evaluation Rubric</w:t>
+      </w:r>
+    </w:p>
+    <w:p>
+      <w:pPr>
+        <w:pStyle w:val="FirstParagraph"/>
+      </w:pPr>
+      <w:r>
+        <w:t xml:space="preserve">This debate is conducted without any reference materials. Your arguments should be based on your understanding of course concepts and real-world experiences.</w:t>
+      </w:r>
+    </w:p>
+    <w:p>
+      <w:pPr>
+        <w:pStyle w:val="BodyText"/>
+      </w:pPr>
+      <w:r>
+        <w:rPr>
+          <w:b/>
+          <w:bCs/>
+        </w:rPr>
+        <w:t xml:space="preserve">Scoring:</w:t>
+      </w:r>
+      <w:r>
+        <w:t xml:space="preserve"> </w:t>
+      </w:r>
+      <w:r>
+        <w:t xml:space="preserve">Each team meeting is worth 20 points total.</w:t>
+      </w:r>
+    </w:p>
+    <w:p>
+      <w:pPr>
+        <w:numPr>
+          <w:ilvl w:val="0"/>
+          <w:numId w:val="1007"/>
+        </w:numPr>
+      </w:pPr>
+      <w:r>
+        <w:t xml:space="preserve">Meeting Agenda (10 points): Based on the debate evaluation below</w:t>
+      </w:r>
+    </w:p>
+    <w:p>
+      <w:pPr>
+        <w:numPr>
+          <w:ilvl w:val="0"/>
+          <w:numId w:val="1007"/>
+        </w:numPr>
+      </w:pPr>
+      <w:r>
+        <w:t xml:space="preserve">Peer Evaluation (10 points): Based on peer review survey</w:t>
+      </w:r>
+    </w:p>
+    <w:tbl>
+      <w:tblPr>
+        <w:tblW w:type="pct" w:w="5000"/>
+        <w:tblStyle w:val="Table"/>
+        <w:tblLook w:firstRow="1" w:lastRow="0" w:firstColumn="0" w:lastColumn="0" w:noHBand="0" w:noVBand="0" w:val="0020"/>
+        <w:tblBorders>
+          <w:top w:val="single" w:sz="4" w:space="0" w:color="000000"/>
+          <w:left w:val="single" w:sz="4" w:space="0" w:color="000000"/>
+          <w:bottom w:val="single" w:sz="4" w:space="0" w:color="000000"/>
+          <w:right w:val="single" w:sz="4" w:space="0" w:color="000000"/>
+          <w:insideH w:val="single" w:sz="4" w:space="0" w:color="000000"/>
+          <w:insideV w:val="single" w:sz="4" w:space="0" w:color="000000"/>
+        </w:tblBorders>
+        <w:tblLayout w:type="fixed"/>
+      </w:tblPr>
+      <w:tblGrid>
+        <w:gridCol w:w="1560"/>
+        <w:gridCol w:w="1560"/>
+        <w:gridCol w:w="1560"/>
+        <w:gridCol w:w="1560"/>
+        <w:gridCol w:w="1560"/>
+        <w:gridCol w:w="1560"/>
+      </w:tblGrid>
+      <w:tr>
+        <w:trPr>
+          <w:tblHeader w:val="on"/>
+        </w:trPr>
+        <w:tc>
+          <w:tcPr>
+            <w:tcW w:type="dxa" w:w="1560"/>
+          </w:tcPr>
+          <w:p>
+            <w:pPr>
+              <w:pStyle w:val="Compact"/>
+            </w:pPr>
+            <w:r>
+              <w:t xml:space="preserve">Criteria</w:t>
+            </w:r>
+          </w:p>
+        </w:tc>
+        <w:tc>
+          <w:tcPr>
+            <w:tcW w:type="dxa" w:w="1560"/>
+          </w:tcPr>
+          <w:p>
+            <w:pPr>
+              <w:pStyle w:val="Compact"/>
+            </w:pPr>
+            <w:r>
+              <w:t xml:space="preserve">2 pts (Excellent)</w:t>
+            </w:r>
+          </w:p>
+        </w:tc>
+        <w:tc>
+          <w:tcPr>
+            <w:tcW w:type="dxa" w:w="1560"/>
+          </w:tcPr>
+          <w:p>
+            <w:pPr>
+              <w:pStyle w:val="Compact"/>
+            </w:pPr>
+            <w:r>
+              <w:t xml:space="preserve">1.5 pts (Good)</w:t>
+            </w:r>
+          </w:p>
+        </w:tc>
+        <w:tc>
+          <w:tcPr>
+            <w:tcW w:type="dxa" w:w="1560"/>
+          </w:tcPr>
+          <w:p>
+            <w:pPr>
+              <w:pStyle w:val="Compact"/>
+            </w:pPr>
+            <w:r>
+              <w:t xml:space="preserve">1 pt (Adequate)</w:t>
+            </w:r>
+          </w:p>
+        </w:tc>
+        <w:tc>
+          <w:tcPr>
+            <w:tcW w:type="dxa" w:w="1560"/>
+          </w:tcPr>
+          <w:p>
+            <w:pPr>
+              <w:pStyle w:val="Compact"/>
+            </w:pPr>
+            <w:r>
+              <w:t xml:space="preserve">0.5 pts (Poor)</w:t>
+            </w:r>
+          </w:p>
+        </w:tc>
+        <w:tc>
+          <w:tcPr>
+            <w:tcW w:type="dxa" w:w="1560"/>
+          </w:tcPr>
+          <w:p>
+            <w:pPr>
+              <w:pStyle w:val="Compact"/>
+            </w:pPr>
+            <w:r>
+              <w:t xml:space="preserve">0 pts (Insufficient)</w:t>
+            </w:r>
+          </w:p>
+        </w:tc>
+      </w:tr>
+      <w:tr>
+        <w:tc>
+          <w:tcPr>
+            <w:tcW w:type="dxa" w:w="1560"/>
+          </w:tcPr>
           <w:p>
             <w:pPr>
               <w:pStyle w:val="Compact"/>
@@ -1103,7 +1175,9 @@
           </w:p>
         </w:tc>
         <w:tc>
-          <w:tcPr/>
+          <w:tcPr>
+            <w:tcW w:type="dxa" w:w="1560"/>
+          </w:tcPr>
           <w:p>
             <w:pPr>
               <w:pStyle w:val="Compact"/>
@@ -1114,7 +1188,9 @@
           </w:p>
         </w:tc>
         <w:tc>
-          <w:tcPr/>
+          <w:tcPr>
+            <w:tcW w:type="dxa" w:w="1560"/>
+          </w:tcPr>
           <w:p>
             <w:pPr>
               <w:pStyle w:val="Compact"/>
@@ -1125,7 +1201,9 @@
           </w:p>
         </w:tc>
         <w:tc>
-          <w:tcPr/>
+          <w:tcPr>
+            <w:tcW w:type="dxa" w:w="1560"/>
+          </w:tcPr>
           <w:p>
             <w:pPr>
               <w:pStyle w:val="Compact"/>
@@ -1136,7 +1214,9 @@
           </w:p>
         </w:tc>
         <w:tc>
-          <w:tcPr/>
+          <w:tcPr>
+            <w:tcW w:type="dxa" w:w="1560"/>
+          </w:tcPr>
           <w:p>
             <w:pPr>
               <w:pStyle w:val="Compact"/>
@@ -1147,7 +1227,9 @@
           </w:p>
         </w:tc>
         <w:tc>
-          <w:tcPr/>
+          <w:tcPr>
+            <w:tcW w:type="dxa" w:w="1560"/>
+          </w:tcPr>
           <w:p>
             <w:pPr>
               <w:pStyle w:val="Compact"/>
@@ -1160,7 +1242,9 @@
       </w:tr>
       <w:tr>
         <w:tc>
-          <w:tcPr/>
+          <w:tcPr>
+            <w:tcW w:type="dxa" w:w="1560"/>
+          </w:tcPr>
           <w:p>
             <w:pPr>
               <w:pStyle w:val="Compact"/>
@@ -1175,7 +1259,9 @@
           </w:p>
         </w:tc>
         <w:tc>
-          <w:tcPr/>
+          <w:tcPr>
+            <w:tcW w:type="dxa" w:w="1560"/>
+          </w:tcPr>
           <w:p>
             <w:pPr>
               <w:pStyle w:val="Compact"/>
@@ -1186,7 +1272,9 @@
           </w:p>
         </w:tc>
         <w:tc>
-          <w:tcPr/>
+          <w:tcPr>
+            <w:tcW w:type="dxa" w:w="1560"/>
+          </w:tcPr>
           <w:p>
             <w:pPr>
               <w:pStyle w:val="Compact"/>
@@ -1197,7 +1285,9 @@
           </w:p>
         </w:tc>
         <w:tc>
-          <w:tcPr/>
+          <w:tcPr>
+            <w:tcW w:type="dxa" w:w="1560"/>
+          </w:tcPr>
           <w:p>
             <w:pPr>
               <w:pStyle w:val="Compact"/>
@@ -1208,7 +1298,9 @@
           </w:p>
         </w:tc>
         <w:tc>
-          <w:tcPr/>
+          <w:tcPr>
+            <w:tcW w:type="dxa" w:w="1560"/>
+          </w:tcPr>
           <w:p>
             <w:pPr>
               <w:pStyle w:val="Compact"/>
@@ -1219,7 +1311,9 @@
           </w:p>
         </w:tc>
         <w:tc>
-          <w:tcPr/>
+          <w:tcPr>
+            <w:tcW w:type="dxa" w:w="1560"/>
+          </w:tcPr>
           <w:p>
             <w:pPr>
               <w:pStyle w:val="Compact"/>
@@ -1232,7 +1326,9 @@
       </w:tr>
       <w:tr>
         <w:tc>
-          <w:tcPr/>
+          <w:tcPr>
+            <w:tcW w:type="dxa" w:w="1560"/>
+          </w:tcPr>
           <w:p>
             <w:pPr>
               <w:pStyle w:val="Compact"/>
@@ -1247,7 +1343,9 @@
           </w:p>
         </w:tc>
         <w:tc>
-          <w:tcPr/>
+          <w:tcPr>
+            <w:tcW w:type="dxa" w:w="1560"/>
+          </w:tcPr>
           <w:p>
             <w:pPr>
               <w:pStyle w:val="Compact"/>
@@ -1258,7 +1356,9 @@
           </w:p>
         </w:tc>
         <w:tc>
-          <w:tcPr/>
+          <w:tcPr>
+            <w:tcW w:type="dxa" w:w="1560"/>
+          </w:tcPr>
           <w:p>
             <w:pPr>
               <w:pStyle w:val="Compact"/>
@@ -1269,7 +1369,9 @@
           </w:p>
         </w:tc>
         <w:tc>
-          <w:tcPr/>
+          <w:tcPr>
+            <w:tcW w:type="dxa" w:w="1560"/>
+          </w:tcPr>
           <w:p>
             <w:pPr>
               <w:pStyle w:val="Compact"/>
@@ -1280,7 +1382,9 @@
           </w:p>
         </w:tc>
         <w:tc>
-          <w:tcPr/>
+          <w:tcPr>
+            <w:tcW w:type="dxa" w:w="1560"/>
+          </w:tcPr>
           <w:p>
             <w:pPr>
               <w:pStyle w:val="Compact"/>
@@ -1291,7 +1395,9 @@
           </w:p>
         </w:tc>
         <w:tc>
-          <w:tcPr/>
+          <w:tcPr>
+            <w:tcW w:type="dxa" w:w="1560"/>
+          </w:tcPr>
           <w:p>
             <w:pPr>
               <w:pStyle w:val="Compact"/>
@@ -1304,7 +1410,9 @@
       </w:tr>
       <w:tr>
         <w:tc>
-          <w:tcPr/>
+          <w:tcPr>
+            <w:tcW w:type="dxa" w:w="1560"/>
+          </w:tcPr>
           <w:p>
             <w:pPr>
               <w:pStyle w:val="Compact"/>
@@ -1319,7 +1427,9 @@
           </w:p>
         </w:tc>
         <w:tc>
-          <w:tcPr/>
+          <w:tcPr>
+            <w:tcW w:type="dxa" w:w="1560"/>
+          </w:tcPr>
           <w:p>
             <w:pPr>
               <w:pStyle w:val="Compact"/>
@@ -1330,7 +1440,9 @@
           </w:p>
         </w:tc>
         <w:tc>
-          <w:tcPr/>
+          <w:tcPr>
+            <w:tcW w:type="dxa" w:w="1560"/>
+          </w:tcPr>
           <w:p>
             <w:pPr>
               <w:pStyle w:val="Compact"/>
@@ -1341,7 +1453,9 @@
           </w:p>
         </w:tc>
         <w:tc>
-          <w:tcPr/>
+          <w:tcPr>
+            <w:tcW w:type="dxa" w:w="1560"/>
+          </w:tcPr>
           <w:p>
             <w:pPr>
               <w:pStyle w:val="Compact"/>
@@ -1352,7 +1466,9 @@
           </w:p>
         </w:tc>
         <w:tc>
-          <w:tcPr/>
+          <w:tcPr>
+            <w:tcW w:type="dxa" w:w="1560"/>
+          </w:tcPr>
           <w:p>
             <w:pPr>
               <w:pStyle w:val="Compact"/>
@@ -1363,7 +1479,9 @@
           </w:p>
         </w:tc>
         <w:tc>
-          <w:tcPr/>
+          <w:tcPr>
+            <w:tcW w:type="dxa" w:w="1560"/>
+          </w:tcPr>
           <w:p>
             <w:pPr>
               <w:pStyle w:val="Compact"/>
@@ -1376,7 +1494,9 @@
       </w:tr>
       <w:tr>
         <w:tc>
-          <w:tcPr/>
+          <w:tcPr>
+            <w:tcW w:type="dxa" w:w="1560"/>
+          </w:tcPr>
           <w:p>
             <w:pPr>
               <w:pStyle w:val="Compact"/>
@@ -1391,7 +1511,9 @@
           </w:p>
         </w:tc>
         <w:tc>
-          <w:tcPr/>
+          <w:tcPr>
+            <w:tcW w:type="dxa" w:w="1560"/>
+          </w:tcPr>
           <w:p>
             <w:pPr>
               <w:pStyle w:val="Compact"/>
@@ -1402,7 +1524,9 @@
           </w:p>
         </w:tc>
         <w:tc>
-          <w:tcPr/>
+          <w:tcPr>
+            <w:tcW w:type="dxa" w:w="1560"/>
+          </w:tcPr>
           <w:p>
             <w:pPr>
               <w:pStyle w:val="Compact"/>
@@ -1413,7 +1537,9 @@
           </w:p>
         </w:tc>
         <w:tc>
-          <w:tcPr/>
+          <w:tcPr>
+            <w:tcW w:type="dxa" w:w="1560"/>
+          </w:tcPr>
           <w:p>
             <w:pPr>
               <w:pStyle w:val="Compact"/>
@@ -1424,7 +1550,9 @@
           </w:p>
         </w:tc>
         <w:tc>
-          <w:tcPr/>
+          <w:tcPr>
+            <w:tcW w:type="dxa" w:w="1560"/>
+          </w:tcPr>
           <w:p>
             <w:pPr>
               <w:pStyle w:val="Compact"/>
@@ -1435,7 +1563,9 @@
           </w:p>
         </w:tc>
         <w:tc>
-          <w:tcPr/>
+          <w:tcPr>
+            <w:tcW w:type="dxa" w:w="1560"/>
+          </w:tcPr>
           <w:p>
             <w:pPr>
               <w:pStyle w:val="Compact"/>
@@ -2241,9 +2371,9 @@
   <w:docDefaults>
     <w:rPrDefault>
       <w:rPr>
-        <w:rFonts w:asciiTheme="minorHAnsi" w:cstheme="minorBidi" w:eastAsiaTheme="minorEastAsia" w:hAnsiTheme="minorHAnsi"/>
-        <w:sz w:val="24"/>
-        <w:szCs w:val="24"/>
+        <w:rFonts w:ascii="Calibri" w:asciiTheme="minorHAnsi" w:cstheme="minorBidi" w:eastAsia="Malgun Gothic" w:eastAsiaTheme="minorEastAsia" w:hAnsi="Calibri" w:hAnsiTheme="minorHAnsi"/>
+        <w:sz w:val="22"/>
+        <w:szCs w:val="22"/>
         <w:lang w:bidi="ar-SA" w:eastAsia="zh-CN" w:val="en-US"/>
       </w:rPr>
     </w:rPrDefault>
@@ -2257,6 +2387,11 @@
   <w:style w:default="1" w:styleId="Normal" w:type="paragraph">
     <w:name w:val="Normal"/>
     <w:qFormat/>
+    <w:rPr>
+      <w:rFonts w:ascii="Calibri" w:hAnsi="Calibri"/>
+      <w:color w:val="000000"/>
+      <w:sz w:val="22"/>
+    </w:rPr>
   </w:style>
   <w:style w:styleId="BodyText" w:type="paragraph">
     <w:name w:val="Body Text"/>
@@ -2266,12 +2401,20 @@
     <w:pPr>
       <w:spacing w:after="180" w:before="180"/>
     </w:pPr>
+    <w:rPr>
+      <w:rFonts w:ascii="Calibri" w:hAnsi="Calibri"/>
+      <w:color w:val="000000"/>
+      <w:sz w:val="22"/>
+    </w:rPr>
   </w:style>
   <w:style w:customStyle="1" w:styleId="FirstParagraph" w:type="paragraph">
     <w:name w:val="First Paragraph"/>
     <w:basedOn w:val="BodyText"/>
     <w:next w:val="BodyText"/>
     <w:qFormat/>
+    <w:rPr>
+      <w:rFonts w:ascii="Calibri" w:hAnsi="Calibri"/>
+    </w:rPr>
   </w:style>
   <w:style w:customStyle="1" w:styleId="Compact" w:type="paragraph">
     <w:name w:val="Compact"/>
@@ -2280,6 +2423,9 @@
     <w:pPr>
       <w:spacing w:after="36" w:before="36"/>
     </w:pPr>
+    <w:rPr>
+      <w:rFonts w:ascii="Calibri" w:hAnsi="Calibri"/>
+    </w:rPr>
   </w:style>
   <w:style w:styleId="Title" w:type="paragraph">
     <w:name w:val="Title"/>
@@ -2295,7 +2441,7 @@
       <w:jc w:val="center"/>
     </w:pPr>
     <w:rPr>
-      <w:rFonts w:asciiTheme="majorHAnsi" w:cstheme="majorBidi" w:eastAsiaTheme="majorEastAsia" w:hAnsiTheme="majorHAnsi"/>
+      <w:rFonts w:ascii="Calibri" w:asciiTheme="majorHAnsi" w:cstheme="majorBidi" w:eastAsiaTheme="majorEastAsia" w:hAnsi="Calibri" w:hAnsiTheme="majorHAnsi"/>
       <w:sz w:val="56"/>
       <w:szCs w:val="56"/>
     </w:rPr>
@@ -2307,7 +2453,7 @@
     <w:uiPriority w:val="10"/>
     <w:rsid w:val="00A10FD9"/>
     <w:rPr>
-      <w:rFonts w:asciiTheme="majorHAnsi" w:cstheme="majorBidi" w:eastAsiaTheme="majorEastAsia" w:hAnsiTheme="majorHAnsi"/>
+      <w:rFonts w:ascii="Calibri" w:asciiTheme="majorHAnsi" w:cstheme="majorBidi" w:eastAsiaTheme="majorEastAsia" w:hAnsi="Calibri" w:hAnsiTheme="majorHAnsi"/>
       <w:sz w:val="56"/>
       <w:szCs w:val="56"/>
     </w:rPr>
@@ -2326,7 +2472,7 @@
       </w:numPr>
     </w:pPr>
     <w:rPr>
-      <w:rFonts w:cstheme="majorBidi" w:eastAsiaTheme="majorEastAsia"/>
+      <w:rFonts w:ascii="Calibri" w:cstheme="majorBidi" w:eastAsiaTheme="majorEastAsia" w:hAnsi="Calibri"/>
       <w:spacing w:val="15"/>
       <w:sz w:val="28"/>
       <w:szCs w:val="28"/>
@@ -2339,7 +2485,7 @@
     <w:uiPriority w:val="11"/>
     <w:rsid w:val="00A10FD9"/>
     <w:rPr>
-      <w:rFonts w:cstheme="majorBidi" w:eastAsiaTheme="majorEastAsia"/>
+      <w:rFonts w:ascii="Calibri" w:cstheme="majorBidi" w:eastAsiaTheme="majorEastAsia" w:hAnsi="Calibri"/>
       <w:color w:themeColor="text1" w:themeTint="A6" w:val="595959"/>
       <w:spacing w:val="15"/>
       <w:sz w:val="28"/>
@@ -2356,6 +2502,7 @@
       <w:keepLines/>
     </w:pPr>
     <w:rPr>
+      <w:rFonts w:ascii="Calibri" w:hAnsi="Calibri"/>
       <w:sz w:val="24"/>
       <w:szCs w:val="24"/>
     </w:rPr>
@@ -2370,6 +2517,7 @@
       <w:keepLines/>
     </w:pPr>
     <w:rPr>
+      <w:rFonts w:ascii="Calibri" w:hAnsi="Calibri"/>
       <w:sz w:val="24"/>
       <w:szCs w:val="24"/>
     </w:rPr>
@@ -2386,6 +2534,7 @@
       <w:jc w:val="center"/>
     </w:pPr>
     <w:rPr>
+      <w:rFonts w:ascii="Calibri" w:hAnsi="Calibri"/>
       <w:b/>
       <w:sz w:val="20"/>
       <w:szCs w:val="20"/>
@@ -2402,6 +2551,7 @@
       <w:spacing w:after="300" w:before="100"/>
     </w:pPr>
     <w:rPr>
+      <w:rFonts w:ascii="Calibri" w:hAnsi="Calibri"/>
       <w:sz w:val="20"/>
       <w:szCs w:val="20"/>
     </w:rPr>
@@ -2412,7 +2562,9 @@
     <w:next w:val="Bibliography"/>
     <w:qFormat/>
     <w:pPr/>
-    <w:rPr/>
+    <w:rPr>
+      <w:rFonts w:ascii="Calibri" w:hAnsi="Calibri"/>
+    </w:rPr>
   </w:style>
   <w:style w:styleId="Heading1" w:type="paragraph">
     <w:name w:val="heading 1"/>
@@ -2429,7 +2581,7 @@
       <w:outlineLvl w:val="0"/>
     </w:pPr>
     <w:rPr>
-      <w:rFonts w:asciiTheme="majorHAnsi" w:cstheme="majorBidi" w:eastAsiaTheme="majorEastAsia" w:hAnsiTheme="majorHAnsi"/>
+      <w:rFonts w:ascii="Calibri" w:asciiTheme="majorHAnsi" w:cstheme="majorBidi" w:eastAsiaTheme="majorEastAsia" w:hAnsi="Calibri" w:hAnsiTheme="majorHAnsi"/>
       <w:color w:themeColor="accent1" w:themeShade="BF" w:val="0F4761"/>
       <w:sz w:val="40"/>
       <w:szCs w:val="40"/>
@@ -2452,7 +2604,7 @@
       <w:outlineLvl w:val="1"/>
     </w:pPr>
     <w:rPr>
-      <w:rFonts w:asciiTheme="majorHAnsi" w:cstheme="majorBidi" w:eastAsiaTheme="majorEastAsia" w:hAnsiTheme="majorHAnsi"/>
+      <w:rFonts w:ascii="Calibri" w:asciiTheme="majorHAnsi" w:cstheme="majorBidi" w:eastAsiaTheme="majorEastAsia" w:hAnsi="Calibri" w:hAnsiTheme="majorHAnsi"/>
       <w:color w:themeColor="accent1" w:themeShade="BF" w:val="0F4761"/>
       <w:sz w:val="32"/>
       <w:szCs w:val="32"/>
@@ -2475,7 +2627,7 @@
       <w:outlineLvl w:val="2"/>
     </w:pPr>
     <w:rPr>
-      <w:rFonts w:cstheme="majorBidi" w:eastAsiaTheme="majorEastAsia"/>
+      <w:rFonts w:ascii="Calibri" w:cstheme="majorBidi" w:eastAsiaTheme="majorEastAsia" w:hAnsi="Calibri"/>
       <w:color w:themeColor="accent1" w:themeShade="BF" w:val="0F4761"/>
       <w:sz w:val="28"/>
       <w:szCs w:val="28"/>
@@ -2498,7 +2650,7 @@
       <w:outlineLvl w:val="3"/>
     </w:pPr>
     <w:rPr>
-      <w:rFonts w:cstheme="majorBidi" w:eastAsiaTheme="majorEastAsia"/>
+      <w:rFonts w:ascii="Calibri" w:cstheme="majorBidi" w:eastAsiaTheme="majorEastAsia" w:hAnsi="Calibri"/>
       <w:i/>
       <w:iCs/>
       <w:color w:themeColor="accent1" w:themeShade="BF" w:val="0F4761"/>
@@ -2521,7 +2673,7 @@
       <w:outlineLvl w:val="4"/>
     </w:pPr>
     <w:rPr>
-      <w:rFonts w:cstheme="majorBidi" w:eastAsiaTheme="majorEastAsia"/>
+      <w:rFonts w:ascii="Calibri" w:cstheme="majorBidi" w:eastAsiaTheme="majorEastAsia" w:hAnsi="Calibri"/>
       <w:color w:themeColor="accent1" w:themeShade="BF" w:val="0F4761"/>
     </w:rPr>
   </w:style>
@@ -2542,7 +2694,7 @@
       <w:outlineLvl w:val="5"/>
     </w:pPr>
     <w:rPr>
-      <w:rFonts w:cstheme="majorBidi" w:eastAsiaTheme="majorEastAsia"/>
+      <w:rFonts w:ascii="Calibri" w:cstheme="majorBidi" w:eastAsiaTheme="majorEastAsia" w:hAnsi="Calibri"/>
       <w:i/>
       <w:iCs/>
       <w:color w:themeColor="text1" w:themeTint="A6" w:val="595959"/>
@@ -2565,7 +2717,7 @@
       <w:outlineLvl w:val="6"/>
     </w:pPr>
     <w:rPr>
-      <w:rFonts w:cstheme="majorBidi" w:eastAsiaTheme="majorEastAsia"/>
+      <w:rFonts w:ascii="Calibri" w:cstheme="majorBidi" w:eastAsiaTheme="majorEastAsia" w:hAnsi="Calibri"/>
       <w:color w:themeColor="text1" w:themeTint="A6" w:val="595959"/>
     </w:rPr>
   </w:style>
@@ -2586,7 +2738,7 @@
       <w:outlineLvl w:val="7"/>
     </w:pPr>
     <w:rPr>
-      <w:rFonts w:cstheme="majorBidi" w:eastAsiaTheme="majorEastAsia"/>
+      <w:rFonts w:ascii="Calibri" w:cstheme="majorBidi" w:eastAsiaTheme="majorEastAsia" w:hAnsi="Calibri"/>
       <w:i/>
       <w:iCs/>
       <w:color w:themeColor="text1" w:themeTint="D8" w:val="272727"/>
@@ -2609,7 +2761,7 @@
       <w:outlineLvl w:val="8"/>
     </w:pPr>
     <w:rPr>
-      <w:rFonts w:cstheme="majorBidi" w:eastAsiaTheme="majorEastAsia"/>
+      <w:rFonts w:ascii="Calibri" w:cstheme="majorBidi" w:eastAsiaTheme="majorEastAsia" w:hAnsi="Calibri"/>
       <w:color w:themeColor="text1" w:themeTint="D8" w:val="272727"/>
     </w:rPr>
   </w:style>
@@ -2620,7 +2772,7 @@
     <w:uiPriority w:val="9"/>
     <w:rsid w:val="00A10FD9"/>
     <w:rPr>
-      <w:rFonts w:asciiTheme="majorHAnsi" w:cstheme="majorBidi" w:eastAsiaTheme="majorEastAsia" w:hAnsiTheme="majorHAnsi"/>
+      <w:rFonts w:ascii="Calibri" w:asciiTheme="majorHAnsi" w:cstheme="majorBidi" w:eastAsiaTheme="majorEastAsia" w:hAnsi="Calibri" w:hAnsiTheme="majorHAnsi"/>
       <w:color w:themeColor="accent1" w:themeShade="BF" w:val="0F4761"/>
       <w:sz w:val="40"/>
       <w:szCs w:val="40"/>
@@ -2634,7 +2786,7 @@
     <w:semiHidden/>
     <w:rsid w:val="00A10FD9"/>
     <w:rPr>
-      <w:rFonts w:asciiTheme="majorHAnsi" w:cstheme="majorBidi" w:eastAsiaTheme="majorEastAsia" w:hAnsiTheme="majorHAnsi"/>
+      <w:rFonts w:ascii="Calibri" w:asciiTheme="majorHAnsi" w:cstheme="majorBidi" w:eastAsiaTheme="majorEastAsia" w:hAnsi="Calibri" w:hAnsiTheme="majorHAnsi"/>
       <w:color w:themeColor="accent1" w:themeShade="BF" w:val="0F4761"/>
       <w:sz w:val="32"/>
       <w:szCs w:val="32"/>
@@ -2648,7 +2800,7 @@
     <w:semiHidden/>
     <w:rsid w:val="00A10FD9"/>
     <w:rPr>
-      <w:rFonts w:cstheme="majorBidi" w:eastAsiaTheme="majorEastAsia"/>
+      <w:rFonts w:ascii="Calibri" w:cstheme="majorBidi" w:eastAsiaTheme="majorEastAsia" w:hAnsi="Calibri"/>
       <w:color w:themeColor="accent1" w:themeShade="BF" w:val="0F4761"/>
       <w:sz w:val="28"/>
       <w:szCs w:val="28"/>
@@ -2662,7 +2814,7 @@
     <w:semiHidden/>
     <w:rsid w:val="00A10FD9"/>
     <w:rPr>
-      <w:rFonts w:cstheme="majorBidi" w:eastAsiaTheme="majorEastAsia"/>
+      <w:rFonts w:ascii="Calibri" w:cstheme="majorBidi" w:eastAsiaTheme="majorEastAsia" w:hAnsi="Calibri"/>
       <w:i/>
       <w:iCs/>
       <w:color w:themeColor="accent1" w:themeShade="BF" w:val="0F4761"/>
@@ -2676,7 +2828,7 @@
     <w:semiHidden/>
     <w:rsid w:val="00A10FD9"/>
     <w:rPr>
-      <w:rFonts w:cstheme="majorBidi" w:eastAsiaTheme="majorEastAsia"/>
+      <w:rFonts w:ascii="Calibri" w:cstheme="majorBidi" w:eastAsiaTheme="majorEastAsia" w:hAnsi="Calibri"/>
       <w:color w:themeColor="accent1" w:themeShade="BF" w:val="0F4761"/>
     </w:rPr>
   </w:style>
@@ -2688,7 +2840,7 @@
     <w:semiHidden/>
     <w:rsid w:val="00A10FD9"/>
     <w:rPr>
-      <w:rFonts w:cstheme="majorBidi" w:eastAsiaTheme="majorEastAsia"/>
+      <w:rFonts w:ascii="Calibri" w:cstheme="majorBidi" w:eastAsiaTheme="majorEastAsia" w:hAnsi="Calibri"/>
       <w:i/>
       <w:iCs/>
       <w:color w:themeColor="text1" w:themeTint="A6" w:val="595959"/>
@@ -2702,7 +2854,7 @@
     <w:semiHidden/>
     <w:rsid w:val="00A10FD9"/>
     <w:rPr>
-      <w:rFonts w:cstheme="majorBidi" w:eastAsiaTheme="majorEastAsia"/>
+      <w:rFonts w:ascii="Calibri" w:cstheme="majorBidi" w:eastAsiaTheme="majorEastAsia" w:hAnsi="Calibri"/>
       <w:color w:themeColor="text1" w:themeTint="A6" w:val="595959"/>
     </w:rPr>
   </w:style>
@@ -2714,7 +2866,7 @@
     <w:semiHidden/>
     <w:rsid w:val="00A10FD9"/>
     <w:rPr>
-      <w:rFonts w:cstheme="majorBidi" w:eastAsiaTheme="majorEastAsia"/>
+      <w:rFonts w:ascii="Calibri" w:cstheme="majorBidi" w:eastAsiaTheme="majorEastAsia" w:hAnsi="Calibri"/>
       <w:i/>
       <w:iCs/>
       <w:color w:themeColor="text1" w:themeTint="D8" w:val="272727"/>
@@ -2728,7 +2880,7 @@
     <w:semiHidden/>
     <w:rsid w:val="00A10FD9"/>
     <w:rPr>
-      <w:rFonts w:cstheme="majorBidi" w:eastAsiaTheme="majorEastAsia"/>
+      <w:rFonts w:ascii="Calibri" w:cstheme="majorBidi" w:eastAsiaTheme="majorEastAsia" w:hAnsi="Calibri"/>
       <w:color w:themeColor="text1" w:themeTint="D8" w:val="272727"/>
     </w:rPr>
   </w:style>
@@ -2743,6 +2895,9 @@
       <w:spacing w:after="100" w:before="100"/>
       <w:ind w:firstLine="0" w:left="480" w:right="480"/>
     </w:pPr>
+    <w:rPr>
+      <w:rFonts w:ascii="Calibri" w:hAnsi="Calibri"/>
+    </w:rPr>
   </w:style>
   <w:style w:styleId="FootnoteText" w:type="paragraph">
     <w:name w:val="Footnote Text"/>
@@ -2751,6 +2906,9 @@
     <w:uiPriority w:val="9"/>
     <w:unhideWhenUsed/>
     <w:qFormat/>
+    <w:rPr>
+      <w:rFonts w:ascii="Calibri" w:hAnsi="Calibri"/>
+    </w:rPr>
   </w:style>
   <w:style w:styleId="FootnoteBlockText" w:type="paragraph">
     <w:name w:val="Footnote Block Text"/>
@@ -2763,11 +2921,17 @@
       <w:spacing w:after="100" w:before="100"/>
       <w:ind w:firstLine="0" w:left="480" w:right="480"/>
     </w:pPr>
+    <w:rPr>
+      <w:rFonts w:ascii="Calibri" w:hAnsi="Calibri"/>
+    </w:rPr>
   </w:style>
   <w:style w:default="1" w:styleId="DefaultParagraphFont" w:type="character">
     <w:name w:val="Default Paragraph Font"/>
     <w:semiHidden/>
     <w:unhideWhenUsed/>
+    <w:rPr>
+      <w:rFonts w:ascii="Calibri" w:hAnsi="Calibri"/>
+    </w:rPr>
   </w:style>
   <w:style w:default="1" w:styleId="Table" w:type="table">
     <w:name w:val="Table"/>
@@ -2775,6 +2939,9 @@
     <w:semiHidden/>
     <w:unhideWhenUsed/>
     <w:qFormat/>
+    <w:rPr>
+      <w:rFonts w:ascii="Calibri" w:hAnsi="Calibri"/>
+    </w:rPr>
     <w:tblPr>
       <w:tblInd w:type="dxa" w:w="0"/>
       <w:tblCellMar>
@@ -2803,12 +2970,16 @@
       <w:spacing w:after="0"/>
     </w:pPr>
     <w:rPr>
+      <w:rFonts w:ascii="Calibri" w:hAnsi="Calibri"/>
       <w:b/>
     </w:rPr>
   </w:style>
   <w:style w:customStyle="1" w:styleId="Definition" w:type="paragraph">
     <w:name w:val="Definition"/>
     <w:basedOn w:val="Normal"/>
+    <w:rPr>
+      <w:rFonts w:ascii="Calibri" w:hAnsi="Calibri"/>
+    </w:rPr>
   </w:style>
   <w:style w:styleId="Caption" w:type="paragraph">
     <w:name w:val="Caption"/>
@@ -2818,6 +2989,7 @@
       <w:spacing w:after="120" w:before="0"/>
     </w:pPr>
     <w:rPr>
+      <w:rFonts w:ascii="Calibri" w:hAnsi="Calibri"/>
       <w:i/>
     </w:rPr>
   </w:style>
@@ -2827,14 +2999,23 @@
     <w:pPr>
       <w:keepNext/>
     </w:pPr>
+    <w:rPr>
+      <w:rFonts w:ascii="Calibri" w:hAnsi="Calibri"/>
+    </w:rPr>
   </w:style>
   <w:style w:customStyle="1" w:styleId="ImageCaption" w:type="paragraph">
     <w:name w:val="Image Caption"/>
     <w:basedOn w:val="Caption"/>
+    <w:rPr>
+      <w:rFonts w:ascii="Calibri" w:hAnsi="Calibri"/>
+    </w:rPr>
   </w:style>
   <w:style w:customStyle="1" w:styleId="Figure" w:type="paragraph">
     <w:name w:val="Figure"/>
     <w:basedOn w:val="Normal"/>
+    <w:rPr>
+      <w:rFonts w:ascii="Calibri" w:hAnsi="Calibri"/>
+    </w:rPr>
   </w:style>
   <w:style w:customStyle="1" w:styleId="CaptionedFigure" w:type="paragraph">
     <w:name w:val="Captioned Figure"/>
@@ -2842,28 +3023,38 @@
     <w:pPr>
       <w:keepNext/>
     </w:pPr>
+    <w:rPr>
+      <w:rFonts w:ascii="Calibri" w:hAnsi="Calibri"/>
+    </w:rPr>
   </w:style>
   <w:style w:customStyle="1" w:styleId="BodyTextChar" w:type="character">
     <w:name w:val="Body Text Char"/>
     <w:basedOn w:val="DefaultParagraphFont"/>
     <w:link w:val="BodyText"/>
+    <w:rPr>
+      <w:rFonts w:ascii="Calibri" w:hAnsi="Calibri"/>
+    </w:rPr>
   </w:style>
   <w:style w:customStyle="1" w:styleId="VerbatimChar" w:type="character">
     <w:name w:val="Verbatim Char"/>
     <w:basedOn w:val="BodyTextChar"/>
     <w:rPr>
-      <w:rFonts w:ascii="Consolas" w:hAnsi="Consolas"/>
+      <w:rFonts w:ascii="Calibri" w:hAnsi="Calibri"/>
       <w:sz w:val="22"/>
     </w:rPr>
   </w:style>
   <w:style w:customStyle="1" w:styleId="SectionNumber" w:type="character">
     <w:name w:val="Section Number"/>
     <w:basedOn w:val="BodyTextChar"/>
+    <w:rPr>
+      <w:rFonts w:ascii="Calibri" w:hAnsi="Calibri"/>
+    </w:rPr>
   </w:style>
   <w:style w:styleId="FootnoteReference" w:type="character">
     <w:name w:val="Footnote Reference"/>
     <w:basedOn w:val="BodyTextChar"/>
     <w:rPr>
+      <w:rFonts w:ascii="Calibri" w:hAnsi="Calibri"/>
       <w:vertAlign w:val="superscript"/>
     </w:rPr>
   </w:style>
@@ -2871,6 +3062,7 @@
     <w:name w:val="Hyperlink"/>
     <w:basedOn w:val="BodyTextChar"/>
     <w:rPr>
+      <w:rFonts w:ascii="Calibri" w:hAnsi="Calibri"/>
       <w:color w:themeColor="accent1" w:val="4F81BD"/>
     </w:rPr>
   </w:style>
@@ -2886,7 +3078,7 @@
       <w:outlineLvl w:val="9"/>
     </w:pPr>
     <w:rPr>
-      <w:rFonts w:asciiTheme="majorHAnsi" w:cstheme="majorBidi" w:eastAsiaTheme="majorEastAsia" w:hAnsiTheme="majorHAnsi"/>
+      <w:rFonts w:ascii="Calibri" w:asciiTheme="majorHAnsi" w:cstheme="majorBidi" w:eastAsiaTheme="majorEastAsia" w:hAnsi="Calibri" w:hAnsiTheme="majorHAnsi"/>
       <w:b w:val="0"/>
       <w:bCs w:val="0"/>
       <w:color w:themeColor="accent1" w:themeShade="BF" w:val="365F91"/>
